--- a/KHBD_Tin_học/Lớp_4/Tuần_25/KHBD_Tin_hoc_Lớp_4_Tiet24_Tong_ket_nam_hoc.docx
+++ b/KHBD_Tin_học/Lớp_4/Tuần_25/KHBD_Tin_hoc_Lớp_4_Tiet24_Tong_ket_nam_hoc.docx
@@ -360,12 +360,12 @@
       </w:pPr>
       <w:r>
         <w:rPr>
-          <w:rFonts w:ascii="Times New Roman" w:hAnsi="Times New Roman" w:eastAsia="Times New Roman"/>
+          <w:rFonts w:ascii="Times New Roman" w:hAnsi="Times New Roman" w:eastAsia="Times New Roman" w:cs="Times New Roman"/>
           <w:b w:val="0"/>
           <w:i w:val="0"/>
           <w:sz w:val="26"/>
         </w:rPr>
-        <w:t>- Miền I. Khai thác dữ liệu và thông tin (thành tố 1.1. Duyệt, tìm kiếm và lọc dữ liệu, thông tin và nội dung số – Bậc 1): Khai thác thông tin số, dữ liệu đa phương tiện an toàn phục vụ bài học. (Đạt được thông qua Hoạt động 2)</w:t>
+        <w:t>- Miền V. Giải quyết vấn đề (thành tố 5.4. Xác định các vấn đề cần cải thiện về NLS – Bậc 2): Nhận ra được NLS của tôi cần được cải thiện hoặc cập nhật ở đâu; Xác định được nơi để tìm kiếm cơ hội phát triển bản thân và cập nhật sự phát triển công nghệ số. (Đạt được thông qua Hoạt động 2, Hoạt động 3).</w:t>
       </w:r>
     </w:p>
     <w:p>
@@ -376,12 +376,12 @@
       </w:pPr>
       <w:r>
         <w:rPr>
-          <w:rFonts w:ascii="Times New Roman" w:hAnsi="Times New Roman" w:eastAsia="Times New Roman"/>
+          <w:rFonts w:ascii="Times New Roman" w:hAnsi="Times New Roman" w:eastAsia="Times New Roman" w:cs="Times New Roman"/>
           <w:b w:val="0"/>
           <w:i w:val="0"/>
           <w:sz w:val="26"/>
         </w:rPr>
-        <w:t>- Miền IV. An toàn (thành tố 4.1. Bảo vệ thiết bị – Bậc 1): Tuân thủ quy tắc an toàn về điện, bảo vệ mắt và giữ vệ sinh thiết bị phòng máy. (Đạt được thông qua Hoạt động 3, Hoạt động 4)</w:t>
+        <w:t>- Miền V. Giải quyết vấn đề (thành tố 5.2. Xác định nhu cầu và giải pháp công nghệ – Bậc 2): Xác định được nhu cầu cá nhân; Nhận ra được các công cụ số đơn giản và các giải pháp công nghệ có thể để giải quyết những nhu cầu đó. (Đạt được thông qua Hoạt động 3, Hoạt động 4).</w:t>
       </w:r>
     </w:p>
     <w:p>

--- a/KHBD_Tin_học/Lớp_4/Tuần_25/KHBD_Tin_hoc_Lớp_4_Tiet24_Tong_ket_nam_hoc.docx
+++ b/KHBD_Tin_học/Lớp_4/Tuần_25/KHBD_Tin_hoc_Lớp_4_Tiet24_Tong_ket_nam_hoc.docx
@@ -355,7 +355,7 @@
           <w:i w:val="0"/>
           <w:sz w:val="26"/>
         </w:rPr>
-        <w:t>- NLa (Sử dụng và quản lí các phương tiện ICT): Nhận diện và thao tác đúng các công cụ, phần mềm trong bài Tổng kết năm học. (Đạt được thông qua Hoạt động 2)</w:t>
+        <w:t>- NLa (Sử dụng và quản lí các phương tiện ICT): Nhận diện đúng các bộ phận thiết bị, phần cứng và quản lý tệp/thư mục an toàn trong bài Tổng kết năm học. (Đạt được thông qua Hoạt động 2)</w:t>
       </w:r>
     </w:p>
     <w:p>
@@ -371,7 +371,7 @@
           <w:i w:val="0"/>
           <w:sz w:val="26"/>
         </w:rPr>
-        <w:t>- NLd (Ứng dụng ICT trong học và tự học): Sử dụng phần mềm tạo sản phẩm số phục vụ học tập. (Đạt được thông qua Hoạt động 3)</w:t>
+        <w:t>- NLd (Ứng dụng ICT trong học và tự học): Tự khám phá và sử dụng các tính năng cơ bản của hệ thống máy tính. (Đạt được thông qua Hoạt động 3)</w:t>
       </w:r>
     </w:p>
     <w:p>
